--- a/templates/nota_via1.docx
+++ b/templates/nota_via1.docx
@@ -188,6 +188,143 @@
           <w:szCs w:val="20"/>
         </w:rPr>
         <w:t>a.cargod</w:t>
+      </w:r>
+      <w:proofErr w:type="spellEnd"/>
+      <w:r>
+        <w:rPr>
+          <w:rFonts w:ascii="Verdana" w:hAnsi="Verdana" w:cs="Arial"/>
+          <w:b/>
+          <w:bCs/>
+          <w:szCs w:val="20"/>
+        </w:rPr>
+        <w:t>]</w:t>
+      </w:r>
+    </w:p>
+    <w:p>
+      <w:pPr>
+        <w:pStyle w:val="Textoindependiente3"/>
+        <w:spacing w:after="0"/>
+        <w:ind w:left="2835"/>
+        <w:rPr>
+          <w:rFonts w:ascii="Verdana" w:hAnsi="Verdana" w:cs="Arial"/>
+          <w:b/>
+          <w:bCs/>
+          <w:szCs w:val="20"/>
+        </w:rPr>
+      </w:pPr>
+    </w:p>
+    <w:p>
+      <w:pPr>
+        <w:pStyle w:val="Textoindependiente3"/>
+        <w:spacing w:after="0"/>
+        <w:ind w:firstLine="709"/>
+        <w:rPr>
+          <w:rFonts w:ascii="Verdana" w:hAnsi="Verdana" w:cs="Arial"/>
+          <w:bCs/>
+          <w:szCs w:val="20"/>
+        </w:rPr>
+      </w:pPr>
+      <w:r>
+        <w:rPr>
+          <w:rFonts w:ascii="Verdana" w:hAnsi="Verdana" w:cs="Arial"/>
+          <w:bCs/>
+          <w:szCs w:val="20"/>
+        </w:rPr>
+        <w:t>VIA</w:t>
+      </w:r>
+      <w:r>
+        <w:rPr>
+          <w:rFonts w:ascii="Verdana" w:hAnsi="Verdana" w:cs="Arial"/>
+          <w:bCs/>
+          <w:szCs w:val="20"/>
+        </w:rPr>
+        <w:tab/>
+        <w:t>:</w:t>
+      </w:r>
+      <w:r>
+        <w:rPr>
+          <w:rFonts w:ascii="Verdana" w:hAnsi="Verdana" w:cs="Arial"/>
+          <w:b/>
+          <w:bCs/>
+          <w:szCs w:val="20"/>
+        </w:rPr>
+        <w:t xml:space="preserve">         </w:t>
+      </w:r>
+      <w:r>
+        <w:rPr>
+          <w:rFonts w:ascii="Verdana" w:hAnsi="Verdana" w:cs="Arial"/>
+          <w:bCs/>
+          <w:szCs w:val="20"/>
+        </w:rPr>
+        <w:t>[</w:t>
+      </w:r>
+      <w:proofErr w:type="spellStart"/>
+      <w:r>
+        <w:rPr>
+          <w:rFonts w:ascii="Verdana" w:hAnsi="Verdana" w:cs="Arial"/>
+          <w:bCs/>
+          <w:szCs w:val="20"/>
+        </w:rPr>
+        <w:t>a.via</w:t>
+      </w:r>
+      <w:proofErr w:type="spellEnd"/>
+      <w:r>
+        <w:rPr>
+          <w:rFonts w:ascii="Verdana" w:hAnsi="Verdana" w:cs="Arial"/>
+          <w:bCs/>
+          <w:szCs w:val="20"/>
+        </w:rPr>
+        <w:t>]</w:t>
+      </w:r>
+    </w:p>
+    <w:p>
+      <w:pPr>
+        <w:pStyle w:val="Textoindependiente3"/>
+        <w:spacing w:after="0"/>
+        <w:ind w:left="709" w:firstLine="709"/>
+        <w:rPr>
+          <w:rFonts w:ascii="Verdana" w:hAnsi="Verdana" w:cs="Arial"/>
+          <w:b/>
+          <w:bCs/>
+          <w:szCs w:val="20"/>
+        </w:rPr>
+      </w:pPr>
+      <w:r>
+        <w:rPr>
+          <w:rFonts w:ascii="Verdana" w:hAnsi="Verdana" w:cs="Arial"/>
+          <w:b/>
+          <w:bCs/>
+          <w:szCs w:val="20"/>
+        </w:rPr>
+        <w:t xml:space="preserve">  </w:t>
+      </w:r>
+      <w:r>
+        <w:rPr>
+          <w:rFonts w:ascii="Verdana" w:hAnsi="Verdana" w:cs="Arial"/>
+          <w:b/>
+          <w:bCs/>
+          <w:szCs w:val="20"/>
+        </w:rPr>
+        <w:t xml:space="preserve">        </w:t>
+      </w:r>
+      <w:r>
+        <w:rPr>
+          <w:rFonts w:ascii="Verdana" w:hAnsi="Verdana" w:cs="Arial"/>
+          <w:b/>
+          <w:bCs/>
+          <w:szCs w:val="20"/>
+        </w:rPr>
+        <w:t>[</w:t>
+      </w:r>
+      <w:proofErr w:type="spellStart"/>
+      <w:r>
+        <w:rPr>
+          <w:rFonts w:ascii="Verdana" w:hAnsi="Verdana" w:cs="Arial"/>
+          <w:b/>
+          <w:bCs/>
+          <w:szCs w:val="20"/>
+        </w:rPr>
+        <w:t>a.cargovia</w:t>
       </w:r>
       <w:proofErr w:type="spellEnd"/>
       <w:r>

--- a/templates/nota_via1.docx
+++ b/templates/nota_via1.docx
@@ -265,7 +265,7 @@
           <w:bCs/>
           <w:szCs w:val="20"/>
         </w:rPr>
-        <w:t>a.via</w:t>
+        <w:t>v.nombre;block=w:p+w:p+w:p</w:t>
       </w:r>
       <w:proofErr w:type="spellEnd"/>
       <w:r>
@@ -324,7 +324,7 @@
           <w:bCs/>
           <w:szCs w:val="20"/>
         </w:rPr>
-        <w:t>a.cargovia</w:t>
+        <w:t>v.cargo</w:t>
       </w:r>
       <w:proofErr w:type="spellEnd"/>
       <w:r>
